--- a/klagomål/A 64809-2023 FSC-klagomål.docx
+++ b/klagomål/A 64809-2023 FSC-klagomål.docx
@@ -216,12 +216,12 @@
         <w:spacing w:after="240"/>
       </w:pPr>
       <w:r>
-        <w:t>Figur 1. Fyndplatser för naturvårdsarter i och inom 1 meter från avverkningsanmälan. Markörer utan svart kant är placerade på fyndplatsen. Markörer med svart kant är placerade vid sidan av fyndplatsen har ett svart streck som visar fyndplatsens exakta position. Kartans mittpunktskoordinat är N 7307376, E 623723 i SWEREF 99 TM.</w:t>
+        <w:t>Figur 1. Fyndplatser för naturvårdsarter i och inom 14 meter från avverkningsanmälan. Markörer utan svart kant är placerade på fyndplatsen. Markörer med svart kant är placerade vid sidan av fyndplatsen har ett svart streck som visar fyndplatsens exakta position. Kartans mittpunktskoordinat är N 7307376, E 623723 i SWEREF 99 TM.</w:t>
       </w:r>
     </w:p>
     <w:p>
       <w:r>
-        <w:t>I och inom 1 meter från avverkningsanmälan finns fynd av 33 naturvårdsarter, varav 21 är rödlistade, 7 är fridlysta, 22 är typiska (T) och 9 är signalarter (S): garnlav (VU, T), grenlav (VU), smalskaftslav (VU), tajgaskinn (VU), blanksvart spiklav (NT), brunpudrad nållav (NT, T), dvärgbägarlav (NT, T), gammelgransskål (NT, T), harticka (NT, T), knottrig blåslav (NT, T), kortskaftad ärgspik (NT), rosenticka (NT, T), talltagel (NT, T), talltita (NT, §4), tretåig hackspett (NT, T, §4), ullticka (NT, T), vedflamlav (NT), vedskivlav (NT, T), violmussling (NT, T), vitgrynig nållav (NT), vitplätt (NT), bollvitmossa (S, T), bronshjon (S, T), korallrot (S, T, §8), kornig nållav (S, T), luddlav (S, T), skör kvastmossa (S, T), spindelblomster (S, T, §8), vedticka (S, T), vågbandad barkbock (S), spillkråka (T, §4), tjäder (T, §4) och revlummer (§9). Se Figur 1.</w:t>
+        <w:t>I och inom 14 meter från avverkningsanmälan finns fynd av 33 naturvårdsarter, varav 20 är rödlistade, 7 är fridlysta, 23 är typiska (T) och 10 är signalarter (S): garnlav (VU, T), smalskaftslav (VU), tajgaskinn (VU), blanksvart spiklav (NT), brunpudrad nållav (NT, T), dvärgbägarlav (NT, T), gammelgransskål (NT, T), harticka (NT, T), knottrig blåslav (NT, T), kortskaftad ärgspik (NT), rosenticka (NT, T), talltagel (NT, T), talltita (NT, §4), tretåig hackspett (NT, T, §4), ullticka (NT, T), vedflamlav (NT), vedskivlav (NT, T), violmussling (NT, T), vitgrynig nållav (NT), vitplätt (NT), bollvitmossa (S, T), bronshjon (S, T), korallrot (S, T, §8), kornig nållav (S, T), luddlav (S, T), skör kvastmossa (S, T), spindelblomster (S, T, §8), vedticka (S, T), vågbandad barkbock (S), ögonpyrola (S, T), spillkråka (T, §4), tjäder (T, §4) och revlummer (§9). Se Figur 1.</w:t>
       </w:r>
     </w:p>
     <w:p>
@@ -281,17 +281,6 @@
         <w:rPr>
           <w:b/>
         </w:rPr>
-        <w:t xml:space="preserve">Grenlav (VU) </w:t>
-      </w:r>
-      <w:r>
-        <w:t>förekommer i gamla boreala barrskogar med hög luftfuktighet, särskilt på stora myrar, i fjällnära skog, vid bäckar och i sumpskogar. Den är placerad högst upp i Skogsstyrelsens värdepyramid för bedömning av skog med höga naturvärden och kräver konstant hög luftfuktighet med lång kontinuitet av gamla träd och torrträd. Lokaler med arten bör undantas från skogliga skötselåtgärder och de rikaste lokalerna bör få ett permanent skydd (SLU Artdatabanken, 2024; Nitare &amp; Skogsstyrelsen, 2019).</w:t>
-      </w:r>
-    </w:p>
-    <w:p>
-      <w:r>
-        <w:rPr>
-          <w:b/>
-        </w:rPr>
         <w:t>Smalskaftslav (VU)</w:t>
       </w:r>
       <w:r>
@@ -928,6 +917,35 @@
       </w:r>
       <w:r>
         <w:t>är en långhorning vars larvutveckling sker under bark på nyligen döda stående barrträd, främst gran, mer undantagsvis på tall. Främst i stående träd, särskilt gamla, långsamvuxna granar med grov bark, även i grövre grenar, stubbar eller vindfällen. Arten är starkt knuten till naturskogsliknande granskogar, och gynnas av extrema torrsomrar som försvagar träden. Arten påverkas negativt av brist på kontinuitetsskog och en minskning av populationen pågår eller förväntas ske (SLU Artdatabanken, 2025).</w:t>
+      </w:r>
+    </w:p>
+    <w:p>
+      <w:r>
+        <w:rPr>
+          <w:b/>
+        </w:rPr>
+        <w:t xml:space="preserve">Ögonpyrola </w:t>
+      </w:r>
+      <w:r>
+        <w:t xml:space="preserve">är normalt en bra signalart som visar på områden med höga naturvärden och stabila förhållanden, särskilt inom näringsfattiga trakter. Växten är mycket känslig för markskador och försvinner snabbt efter slutavverkning. Den hotas också av skogsgödsling och markavvattning. Ögonpyrola är typisk art för </w:t>
+      </w:r>
+      <w:r>
+        <w:rPr>
+          <w:i/>
+        </w:rPr>
+        <w:t>9010 Taiga</w:t>
+      </w:r>
+      <w:r>
+        <w:t xml:space="preserve"> och</w:t>
+      </w:r>
+      <w:r>
+        <w:rPr>
+          <w:i/>
+        </w:rPr>
+        <w:t xml:space="preserve"> 9070 Trädklädd betesmark</w:t>
+      </w:r>
+      <w:r>
+        <w:t xml:space="preserve"> (Nitare &amp; Skogsstyrelsen, 2019; SLU Artdatabanken, 2024).</w:t>
       </w:r>
     </w:p>
     <w:p>
@@ -1131,7 +1149,7 @@
         <w:rPr>
           <w:i/>
         </w:rPr>
-        <w:t>I det avverkningsanmälda skogsområdet har 33 naturvårdsarter varav 21 rödlistade arter sina livsmiljöer och växtplatser.</w:t>
+        <w:t>I det avverkningsanmälda skogsområdet har 33 naturvårdsarter varav 20 rödlistade arter sina livsmiljöer och växtplatser.</w:t>
       </w:r>
     </w:p>
     <w:p>
@@ -1921,7 +1939,7 @@
     <w:r>
       <w:tab/>
       <w:tab/>
-      <w:t>2026-07-23</w:t>
+      <w:t>2026-07-24</w:t>
       <w:br/>
       <w:br/>
     </w:r>

--- a/klagomål/A 64809-2023 FSC-klagomål.docx
+++ b/klagomål/A 64809-2023 FSC-klagomål.docx
@@ -1939,7 +1939,7 @@
     <w:r>
       <w:tab/>
       <w:tab/>
-      <w:t>2026-07-24</w:t>
+      <w:t>2026-07-25</w:t>
       <w:br/>
       <w:br/>
     </w:r>

--- a/klagomål/A 64809-2023 FSC-klagomål.docx
+++ b/klagomål/A 64809-2023 FSC-klagomål.docx
@@ -1939,7 +1939,7 @@
     <w:r>
       <w:tab/>
       <w:tab/>
-      <w:t>2026-07-25</w:t>
+      <w:t>2026-07-26</w:t>
       <w:br/>
       <w:br/>
     </w:r>

--- a/klagomål/A 64809-2023 FSC-klagomål.docx
+++ b/klagomål/A 64809-2023 FSC-klagomål.docx
@@ -1939,7 +1939,7 @@
     <w:r>
       <w:tab/>
       <w:tab/>
-      <w:t>2026-07-26</w:t>
+      <w:t>2026-07-27</w:t>
       <w:br/>
       <w:br/>
     </w:r>

--- a/klagomål/A 64809-2023 FSC-klagomål.docx
+++ b/klagomål/A 64809-2023 FSC-klagomål.docx
@@ -1939,7 +1939,7 @@
     <w:r>
       <w:tab/>
       <w:tab/>
-      <w:t>2026-07-27</w:t>
+      <w:t>2026-07-28</w:t>
       <w:br/>
       <w:br/>
     </w:r>

--- a/klagomål/A 64809-2023 FSC-klagomål.docx
+++ b/klagomål/A 64809-2023 FSC-klagomål.docx
@@ -1939,7 +1939,7 @@
     <w:r>
       <w:tab/>
       <w:tab/>
-      <w:t>2026-07-28</w:t>
+      <w:t>2026-07-29</w:t>
       <w:br/>
       <w:br/>
     </w:r>

--- a/klagomål/A 64809-2023 FSC-klagomål.docx
+++ b/klagomål/A 64809-2023 FSC-klagomål.docx
@@ -1939,7 +1939,7 @@
     <w:r>
       <w:tab/>
       <w:tab/>
-      <w:t>2026-07-29</w:t>
+      <w:t>2026-07-30</w:t>
       <w:br/>
       <w:br/>
     </w:r>

--- a/klagomål/A 64809-2023 FSC-klagomål.docx
+++ b/klagomål/A 64809-2023 FSC-klagomål.docx
@@ -1939,7 +1939,7 @@
     <w:r>
       <w:tab/>
       <w:tab/>
-      <w:t>2026-07-30</w:t>
+      <w:t>2026-07-31</w:t>
       <w:br/>
       <w:br/>
     </w:r>

--- a/klagomål/A 64809-2023 FSC-klagomål.docx
+++ b/klagomål/A 64809-2023 FSC-klagomål.docx
@@ -1939,7 +1939,7 @@
     <w:r>
       <w:tab/>
       <w:tab/>
-      <w:t>2026-07-31</w:t>
+      <w:t>2026-08-01</w:t>
       <w:br/>
       <w:br/>
     </w:r>

--- a/klagomål/A 64809-2023 FSC-klagomål.docx
+++ b/klagomål/A 64809-2023 FSC-klagomål.docx
@@ -1939,7 +1939,7 @@
     <w:r>
       <w:tab/>
       <w:tab/>
-      <w:t>2026-08-01</w:t>
+      <w:t>2026-08-02</w:t>
       <w:br/>
       <w:br/>
     </w:r>

--- a/klagomål/A 64809-2023 FSC-klagomål.docx
+++ b/klagomål/A 64809-2023 FSC-klagomål.docx
@@ -1939,7 +1939,7 @@
     <w:r>
       <w:tab/>
       <w:tab/>
-      <w:t>2026-08-02</w:t>
+      <w:t>2026-08-03</w:t>
       <w:br/>
       <w:br/>
     </w:r>

--- a/klagomål/A 64809-2023 FSC-klagomål.docx
+++ b/klagomål/A 64809-2023 FSC-klagomål.docx
@@ -1939,7 +1939,7 @@
     <w:r>
       <w:tab/>
       <w:tab/>
-      <w:t>2026-08-03</w:t>
+      <w:t>2026-08-04</w:t>
       <w:br/>
       <w:br/>
     </w:r>

--- a/klagomål/A 64809-2023 FSC-klagomål.docx
+++ b/klagomål/A 64809-2023 FSC-klagomål.docx
@@ -1939,7 +1939,7 @@
     <w:r>
       <w:tab/>
       <w:tab/>
-      <w:t>2026-08-04</w:t>
+      <w:t>2026-08-05</w:t>
       <w:br/>
       <w:br/>
     </w:r>

--- a/klagomål/A 64809-2023 FSC-klagomål.docx
+++ b/klagomål/A 64809-2023 FSC-klagomål.docx
@@ -1939,7 +1939,7 @@
     <w:r>
       <w:tab/>
       <w:tab/>
-      <w:t>2026-08-05</w:t>
+      <w:t>2026-08-07</w:t>
       <w:br/>
       <w:br/>
     </w:r>

--- a/klagomål/A 64809-2023 FSC-klagomål.docx
+++ b/klagomål/A 64809-2023 FSC-klagomål.docx
@@ -1939,7 +1939,7 @@
     <w:r>
       <w:tab/>
       <w:tab/>
-      <w:t>2026-08-07</w:t>
+      <w:t>2026-08-08</w:t>
       <w:br/>
       <w:br/>
     </w:r>

--- a/klagomål/A 64809-2023 FSC-klagomål.docx
+++ b/klagomål/A 64809-2023 FSC-klagomål.docx
@@ -1939,7 +1939,7 @@
     <w:r>
       <w:tab/>
       <w:tab/>
-      <w:t>2026-08-15</w:t>
+      <w:t>2026-08-16</w:t>
       <w:br/>
       <w:br/>
     </w:r>

--- a/klagomål/A 64809-2023 FSC-klagomål.docx
+++ b/klagomål/A 64809-2023 FSC-klagomål.docx
@@ -1939,7 +1939,7 @@
     <w:r>
       <w:tab/>
       <w:tab/>
-      <w:t>2026-08-16</w:t>
+      <w:t>2026-08-17</w:t>
       <w:br/>
       <w:br/>
     </w:r>

--- a/klagomål/A 64809-2023 FSC-klagomål.docx
+++ b/klagomål/A 64809-2023 FSC-klagomål.docx
@@ -1939,7 +1939,7 @@
     <w:r>
       <w:tab/>
       <w:tab/>
-      <w:t>2026-08-17</w:t>
+      <w:t>2026-08-18</w:t>
       <w:br/>
       <w:br/>
     </w:r>

--- a/klagomål/A 64809-2023 FSC-klagomål.docx
+++ b/klagomål/A 64809-2023 FSC-klagomål.docx
@@ -1939,7 +1939,7 @@
     <w:r>
       <w:tab/>
       <w:tab/>
-      <w:t>2026-08-18</w:t>
+      <w:t>2026-08-19</w:t>
       <w:br/>
       <w:br/>
     </w:r>

--- a/klagomål/A 64809-2023 FSC-klagomål.docx
+++ b/klagomål/A 64809-2023 FSC-klagomål.docx
@@ -1939,7 +1939,7 @@
     <w:r>
       <w:tab/>
       <w:tab/>
-      <w:t>2026-08-19</w:t>
+      <w:t>2026-08-20</w:t>
       <w:br/>
       <w:br/>
     </w:r>

--- a/klagomål/A 64809-2023 FSC-klagomål.docx
+++ b/klagomål/A 64809-2023 FSC-klagomål.docx
@@ -1939,7 +1939,7 @@
     <w:r>
       <w:tab/>
       <w:tab/>
-      <w:t>2026-08-20</w:t>
+      <w:t>2026-08-21</w:t>
       <w:br/>
       <w:br/>
     </w:r>

--- a/klagomål/A 64809-2023 FSC-klagomål.docx
+++ b/klagomål/A 64809-2023 FSC-klagomål.docx
@@ -1939,7 +1939,7 @@
     <w:r>
       <w:tab/>
       <w:tab/>
-      <w:t>2026-08-21</w:t>
+      <w:t>2026-08-22</w:t>
       <w:br/>
       <w:br/>
     </w:r>

--- a/klagomål/A 64809-2023 FSC-klagomål.docx
+++ b/klagomål/A 64809-2023 FSC-klagomål.docx
@@ -1939,7 +1939,7 @@
     <w:r>
       <w:tab/>
       <w:tab/>
-      <w:t>2026-08-22</w:t>
+      <w:t>2026-08-23</w:t>
       <w:br/>
       <w:br/>
     </w:r>

--- a/klagomål/A 64809-2023 FSC-klagomål.docx
+++ b/klagomål/A 64809-2023 FSC-klagomål.docx
@@ -1939,7 +1939,7 @@
     <w:r>
       <w:tab/>
       <w:tab/>
-      <w:t>2026-08-23</w:t>
+      <w:t>2026-08-24</w:t>
       <w:br/>
       <w:br/>
     </w:r>

--- a/klagomål/A 64809-2023 FSC-klagomål.docx
+++ b/klagomål/A 64809-2023 FSC-klagomål.docx
@@ -1939,7 +1939,7 @@
     <w:r>
       <w:tab/>
       <w:tab/>
-      <w:t>2026-08-24</w:t>
+      <w:t>2026-08-25</w:t>
       <w:br/>
       <w:br/>
     </w:r>

--- a/klagomål/A 64809-2023 FSC-klagomål.docx
+++ b/klagomål/A 64809-2023 FSC-klagomål.docx
@@ -1939,7 +1939,7 @@
     <w:r>
       <w:tab/>
       <w:tab/>
-      <w:t>2026-08-25</w:t>
+      <w:t>2026-08-26</w:t>
       <w:br/>
       <w:br/>
     </w:r>

--- a/klagomål/A 64809-2023 FSC-klagomål.docx
+++ b/klagomål/A 64809-2023 FSC-klagomål.docx
@@ -1939,7 +1939,7 @@
     <w:r>
       <w:tab/>
       <w:tab/>
-      <w:t>2026-08-26</w:t>
+      <w:t>2026-08-27</w:t>
       <w:br/>
       <w:br/>
     </w:r>

--- a/klagomål/A 64809-2023 FSC-klagomål.docx
+++ b/klagomål/A 64809-2023 FSC-klagomål.docx
@@ -1939,7 +1939,7 @@
     <w:r>
       <w:tab/>
       <w:tab/>
-      <w:t>2026-08-27</w:t>
+      <w:t>2026-08-28</w:t>
       <w:br/>
       <w:br/>
     </w:r>

--- a/klagomål/A 64809-2023 FSC-klagomål.docx
+++ b/klagomål/A 64809-2023 FSC-klagomål.docx
@@ -1939,7 +1939,7 @@
     <w:r>
       <w:tab/>
       <w:tab/>
-      <w:t>2026-08-28</w:t>
+      <w:t>2026-08-29</w:t>
       <w:br/>
       <w:br/>
     </w:r>

--- a/klagomål/A 64809-2023 FSC-klagomål.docx
+++ b/klagomål/A 64809-2023 FSC-klagomål.docx
@@ -1939,7 +1939,7 @@
     <w:r>
       <w:tab/>
       <w:tab/>
-      <w:t>2026-08-29</w:t>
+      <w:t>2026-08-31</w:t>
       <w:br/>
       <w:br/>
     </w:r>

--- a/klagomål/A 64809-2023 FSC-klagomål.docx
+++ b/klagomål/A 64809-2023 FSC-klagomål.docx
@@ -1939,7 +1939,7 @@
     <w:r>
       <w:tab/>
       <w:tab/>
-      <w:t>2026-08-31</w:t>
+      <w:t>2026-09-01</w:t>
       <w:br/>
       <w:br/>
     </w:r>

--- a/klagomål/A 64809-2023 FSC-klagomål.docx
+++ b/klagomål/A 64809-2023 FSC-klagomål.docx
@@ -1939,7 +1939,7 @@
     <w:r>
       <w:tab/>
       <w:tab/>
-      <w:t>2026-09-01</w:t>
+      <w:t>2026-09-02</w:t>
       <w:br/>
       <w:br/>
     </w:r>

--- a/klagomål/A 64809-2023 FSC-klagomål.docx
+++ b/klagomål/A 64809-2023 FSC-klagomål.docx
@@ -1939,7 +1939,7 @@
     <w:r>
       <w:tab/>
       <w:tab/>
-      <w:t>2026-09-02</w:t>
+      <w:t>2026-09-03</w:t>
       <w:br/>
       <w:br/>
     </w:r>

--- a/klagomål/A 64809-2023 FSC-klagomål.docx
+++ b/klagomål/A 64809-2023 FSC-klagomål.docx
@@ -1939,7 +1939,7 @@
     <w:r>
       <w:tab/>
       <w:tab/>
-      <w:t>2026-09-03</w:t>
+      <w:t>2026-09-04</w:t>
       <w:br/>
       <w:br/>
     </w:r>

--- a/klagomål/A 64809-2023 FSC-klagomål.docx
+++ b/klagomål/A 64809-2023 FSC-klagomål.docx
@@ -1939,7 +1939,7 @@
     <w:r>
       <w:tab/>
       <w:tab/>
-      <w:t>2026-09-04</w:t>
+      <w:t>2026-09-05</w:t>
       <w:br/>
       <w:br/>
     </w:r>

--- a/klagomål/A 64809-2023 FSC-klagomål.docx
+++ b/klagomål/A 64809-2023 FSC-klagomål.docx
@@ -1939,7 +1939,7 @@
     <w:r>
       <w:tab/>
       <w:tab/>
-      <w:t>2026-09-05</w:t>
+      <w:t>2026-09-06</w:t>
       <w:br/>
       <w:br/>
     </w:r>

--- a/klagomål/A 64809-2023 FSC-klagomål.docx
+++ b/klagomål/A 64809-2023 FSC-klagomål.docx
@@ -1939,7 +1939,7 @@
     <w:r>
       <w:tab/>
       <w:tab/>
-      <w:t>2026-09-06</w:t>
+      <w:t>2026-09-07</w:t>
       <w:br/>
       <w:br/>
     </w:r>

--- a/klagomål/A 64809-2023 FSC-klagomål.docx
+++ b/klagomål/A 64809-2023 FSC-klagomål.docx
@@ -1939,7 +1939,7 @@
     <w:r>
       <w:tab/>
       <w:tab/>
-      <w:t>2026-09-07</w:t>
+      <w:t>2026-09-08</w:t>
       <w:br/>
       <w:br/>
     </w:r>

--- a/klagomål/A 64809-2023 FSC-klagomål.docx
+++ b/klagomål/A 64809-2023 FSC-klagomål.docx
@@ -1939,7 +1939,7 @@
     <w:r>
       <w:tab/>
       <w:tab/>
-      <w:t>2026-09-08</w:t>
+      <w:t>2026-09-09</w:t>
       <w:br/>
       <w:br/>
     </w:r>

--- a/klagomål/A 64809-2023 FSC-klagomål.docx
+++ b/klagomål/A 64809-2023 FSC-klagomål.docx
@@ -1939,7 +1939,7 @@
     <w:r>
       <w:tab/>
       <w:tab/>
-      <w:t>2026-09-09</w:t>
+      <w:t>2026-09-10</w:t>
       <w:br/>
       <w:br/>
     </w:r>

--- a/klagomål/A 64809-2023 FSC-klagomål.docx
+++ b/klagomål/A 64809-2023 FSC-klagomål.docx
@@ -1939,7 +1939,7 @@
     <w:r>
       <w:tab/>
       <w:tab/>
-      <w:t>2026-09-10</w:t>
+      <w:t>2026-09-11</w:t>
       <w:br/>
       <w:br/>
     </w:r>

--- a/klagomål/A 64809-2023 FSC-klagomål.docx
+++ b/klagomål/A 64809-2023 FSC-klagomål.docx
@@ -1939,7 +1939,7 @@
     <w:r>
       <w:tab/>
       <w:tab/>
-      <w:t>2026-09-11</w:t>
+      <w:t>2026-09-12</w:t>
       <w:br/>
       <w:br/>
     </w:r>
